--- a/Marketing/TuKhoa/Ngan_Hang_Tu_Khoa.docx
+++ b/Marketing/TuKhoa/Ngan_Hang_Tu_Khoa.docx
@@ -179,7 +179,7 @@
                     <a:graphicData uri="http://schemas.openxmlformats.org/drawingml/2006/picture">
                       <pic:pic>
                         <pic:nvPicPr>
-                          <pic:cNvPr id="0" name="dialogue.jpg"/>
+                          <pic:cNvPr id="0" name="pho-ngay.jpg"/>
                           <pic:cNvPicPr/>
                         </pic:nvPicPr>
                         <pic:blipFill>
